--- a/applications/lendingtree-senior-crm-campaign-specialist/LendingTree-SeniorCRMCampaignSpecialist-CoverLetter.docx
+++ b/applications/lendingtree-senior-crm-campaign-specialist/LendingTree-SeniorCRMCampaignSpecialist-CoverLetter.docx
@@ -94,7 +94,7 @@
           <w:b w:val="0"/>
           <w:color w:val="1A1A1A"/>
         </w:rPr>
-        <w:t>Building email programs that move people to act is my day-to-day. At Solenzo I design and run automated lifecycle journeys for consumer-facing service businesses: onboarding, reminders, nurture, reactivation of lapsed customers, and review requests, built on segmentation, lifecycle stages, and lead scoring in GoHighLevel and HubSpot. I write the copy, set up the tracking, and iterate on what the numbers show.</w:t>
+        <w:t>Building email programs that move people to act is my day-to-day. At Solenzo I design and run automated lifecycle journeys for consumer-facing service businesses: onboarding, reminders, nurture, reactivation of lapsed customers, and review requests, built on segmentation, lifecycle stages, and lead scoring in GoHighLevel and HubSpot. I write the copy, set up the tracking, and iterate on what the numbers show. Over the last 18 months my programs delivered 880K+ emails at a ~43% open rate and ~11% click rate, with a 0.01% spam complaint rate, because list hygiene and relevance come first.</w:t>
       </w:r>
     </w:p>
     <w:p>
